--- a/ABU_Backup/Projektarbeit_Wohngemeinde_DAD.docx
+++ b/ABU_Backup/Projektarbeit_Wohngemeinde_DAD.docx
@@ -10,7 +10,6 @@
           <w:docPartUnique/>
         </w:docPartObj>
       </w:sdtPr>
-      <w:sdtEndPr/>
       <w:sdtContent>
         <w:p>
           <w:r>
@@ -359,7 +358,6 @@
                                   <w:dataBinding w:prefixMappings="xmlns:ns0='http://purl.org/dc/elements/1.1/' xmlns:ns1='http://schemas.openxmlformats.org/package/2006/metadata/core-properties' " w:xpath="/ns1:coreProperties[1]/ns0:creator[1]" w:storeItemID="{6C3C8BC8-F283-45AE-878A-BAB7291924A1}"/>
                                   <w:text/>
                                 </w:sdtPr>
-                                <w:sdtEndPr/>
                                 <w:sdtContent>
                                   <w:p>
                                     <w:pPr>
@@ -405,7 +403,6 @@
                                     <w:dataBinding w:prefixMappings="xmlns:ns0='http://schemas.microsoft.com/office/2006/coverPageProps' " w:xpath="/ns0:CoverPageProperties[1]/ns0:CompanyEmail[1]" w:storeItemID="{55AF091B-3C7A-41E3-B477-F2FDAA23CFDA}"/>
                                     <w:text/>
                                   </w:sdtPr>
-                                  <w:sdtEndPr/>
                                   <w:sdtContent>
                                     <w:r>
                                       <w:rPr>
@@ -538,7 +535,6 @@
                             <w:dataBinding w:prefixMappings="xmlns:ns0='http://purl.org/dc/elements/1.1/' xmlns:ns1='http://schemas.openxmlformats.org/package/2006/metadata/core-properties' " w:xpath="/ns1:coreProperties[1]/ns0:creator[1]" w:storeItemID="{6C3C8BC8-F283-45AE-878A-BAB7291924A1}"/>
                             <w:text/>
                           </w:sdtPr>
-                          <w:sdtEndPr/>
                           <w:sdtContent>
                             <w:p>
                               <w:pPr>
@@ -584,7 +580,6 @@
                               <w:dataBinding w:prefixMappings="xmlns:ns0='http://schemas.microsoft.com/office/2006/coverPageProps' " w:xpath="/ns0:CoverPageProperties[1]/ns0:CompanyEmail[1]" w:storeItemID="{55AF091B-3C7A-41E3-B477-F2FDAA23CFDA}"/>
                               <w:text/>
                             </w:sdtPr>
-                            <w:sdtEndPr/>
                             <w:sdtContent>
                               <w:r>
                                 <w:rPr>
@@ -802,7 +797,6 @@
                                   <w:dataBinding w:prefixMappings="xmlns:ns0='http://purl.org/dc/elements/1.1/' xmlns:ns1='http://schemas.openxmlformats.org/package/2006/metadata/core-properties' " w:xpath="/ns1:coreProperties[1]/ns0:subject[1]" w:storeItemID="{6C3C8BC8-F283-45AE-878A-BAB7291924A1}"/>
                                   <w:text/>
                                 </w:sdtPr>
-                                <w:sdtEndPr/>
                                 <w:sdtContent>
                                   <w:p>
                                     <w:pPr>
@@ -913,7 +907,6 @@
                             <w:dataBinding w:prefixMappings="xmlns:ns0='http://purl.org/dc/elements/1.1/' xmlns:ns1='http://schemas.openxmlformats.org/package/2006/metadata/core-properties' " w:xpath="/ns1:coreProperties[1]/ns0:subject[1]" w:storeItemID="{6C3C8BC8-F283-45AE-878A-BAB7291924A1}"/>
                             <w:text/>
                           </w:sdtPr>
-                          <w:sdtEndPr/>
                           <w:sdtContent>
                             <w:p>
                               <w:pPr>
@@ -4046,7 +4039,13 @@
         <w:rPr>
           <w:rFonts w:cs="Arial"/>
         </w:rPr>
-        <w:t xml:space="preserve"> «</w:t>
+        <w:t xml:space="preserve"> </w:t>
+      </w:r>
+      <w:r>
+        <w:rPr>
+          <w:rFonts w:cs="Arial"/>
+        </w:rPr>
+        <w:t>«</w:t>
       </w:r>
       <w:proofErr w:type="spellStart"/>
       <w:r>
@@ -4317,12 +4316,15 @@
     <w:p/>
     <w:p/>
     <w:p/>
+    <w:p/>
+    <w:p/>
     <w:p>
       <w:pPr>
         <w:pStyle w:val="berschrift1"/>
       </w:pPr>
       <w:bookmarkStart w:id="9" w:name="_Toc228789128"/>
       <w:r>
+        <w:lastRenderedPageBreak/>
         <w:t>Eigenes Produkt inkl. Dokumentation</w:t>
       </w:r>
       <w:bookmarkEnd w:id="9"/>
@@ -4400,7 +4402,6 @@
           <w:iCs/>
           <w:color w:val="000000"/>
         </w:rPr>
-        <w:lastRenderedPageBreak/>
         <w:t>Interview</w:t>
       </w:r>
       <w:r>
@@ -8076,6 +8077,7 @@
   <w:style w:type="character" w:default="1" w:styleId="Absatz-Standardschriftart">
     <w:name w:val="Default Paragraph Font"/>
     <w:uiPriority w:val="1"/>
+    <w:semiHidden/>
     <w:unhideWhenUsed/>
   </w:style>
   <w:style w:type="table" w:default="1" w:styleId="NormaleTabelle">
@@ -8608,6 +8610,30 @@
 </file>
 
 <file path=customXml/item2.xml><?xml version="1.0" encoding="utf-8"?>
+<p:properties xmlns:p="http://schemas.microsoft.com/office/2006/metadata/properties" xmlns:xsi="http://www.w3.org/2001/XMLSchema-instance" xmlns:pc="http://schemas.microsoft.com/office/infopath/2007/PartnerControls">
+  <documentManagement>
+    <TaxCatchAll xmlns="90e8f7db-4958-4f0d-aaf9-e48e7f96dda5" xsi:nil="true"/>
+    <lcf76f155ced4ddcb4097134ff3c332f xmlns="9e462ef5-718f-4fa3-be58-4c6c73cba292">
+      <Terms xmlns="http://schemas.microsoft.com/office/infopath/2007/PartnerControls"/>
+    </lcf76f155ced4ddcb4097134ff3c332f>
+  </documentManagement>
+</p:properties>
+</file>
+
+<file path=customXml/item3.xml><?xml version="1.0" encoding="utf-8"?>
+<b:Sources xmlns:b="http://schemas.openxmlformats.org/officeDocument/2006/bibliography" xmlns="http://schemas.openxmlformats.org/officeDocument/2006/bibliography" SelectedStyle="\APASixthEditionOfficeOnline.xsl" StyleName="APA" Version="6"/>
+</file>
+
+<file path=customXml/item4.xml><?xml version="1.0" encoding="utf-8"?>
+<?mso-contentType ?>
+<FormTemplates xmlns="http://schemas.microsoft.com/sharepoint/v3/contenttype/forms">
+  <Display>DocumentLibraryForm</Display>
+  <Edit>DocumentLibraryForm</Edit>
+  <New>DocumentLibraryForm</New>
+</FormTemplates>
+</file>
+
+<file path=customXml/item5.xml><?xml version="1.0" encoding="utf-8"?>
 <ct:contentTypeSchema xmlns:ct="http://schemas.microsoft.com/office/2006/metadata/contentType" xmlns:ma="http://schemas.microsoft.com/office/2006/metadata/properties/metaAttributes" ct:_="" ma:_="" ma:contentTypeName="Dokument" ma:contentTypeID="0x010100C5A5CCF203B4CF4C898E0025EDF760B1" ma:contentTypeVersion="11" ma:contentTypeDescription="Ein neues Dokument erstellen." ma:contentTypeScope="" ma:versionID="66f8689f6598723ef11f1e9bf203af28">
   <xsd:schema xmlns:xsd="http://www.w3.org/2001/XMLSchema" xmlns:xs="http://www.w3.org/2001/XMLSchema" xmlns:p="http://schemas.microsoft.com/office/2006/metadata/properties" xmlns:ns2="9e462ef5-718f-4fa3-be58-4c6c73cba292" xmlns:ns3="90e8f7db-4958-4f0d-aaf9-e48e7f96dda5" targetNamespace="http://schemas.microsoft.com/office/2006/metadata/properties" ma:root="true" ma:fieldsID="feb57ccb02431f0c697a4d5dff40ad7b" ns2:_="" ns3:_="">
     <xsd:import namespace="9e462ef5-718f-4fa3-be58-4c6c73cba292"/>
@@ -8802,30 +8828,6 @@
 </ct:contentTypeSchema>
 </file>
 
-<file path=customXml/item3.xml><?xml version="1.0" encoding="utf-8"?>
-<?mso-contentType ?>
-<FormTemplates xmlns="http://schemas.microsoft.com/sharepoint/v3/contenttype/forms">
-  <Display>DocumentLibraryForm</Display>
-  <Edit>DocumentLibraryForm</Edit>
-  <New>DocumentLibraryForm</New>
-</FormTemplates>
-</file>
-
-<file path=customXml/item4.xml><?xml version="1.0" encoding="utf-8"?>
-<b:Sources xmlns:b="http://schemas.openxmlformats.org/officeDocument/2006/bibliography" xmlns="http://schemas.openxmlformats.org/officeDocument/2006/bibliography" SelectedStyle="\APASixthEditionOfficeOnline.xsl" StyleName="APA" Version="6"/>
-</file>
-
-<file path=customXml/item5.xml><?xml version="1.0" encoding="utf-8"?>
-<p:properties xmlns:p="http://schemas.microsoft.com/office/2006/metadata/properties" xmlns:xsi="http://www.w3.org/2001/XMLSchema-instance" xmlns:pc="http://schemas.microsoft.com/office/infopath/2007/PartnerControls">
-  <documentManagement>
-    <TaxCatchAll xmlns="90e8f7db-4958-4f0d-aaf9-e48e7f96dda5" xsi:nil="true"/>
-    <lcf76f155ced4ddcb4097134ff3c332f xmlns="9e462ef5-718f-4fa3-be58-4c6c73cba292">
-      <Terms xmlns="http://schemas.microsoft.com/office/infopath/2007/PartnerControls"/>
-    </lcf76f155ced4ddcb4097134ff3c332f>
-  </documentManagement>
-</p:properties>
-</file>
-
 <file path=customXml/itemProps1.xml><?xml version="1.0" encoding="utf-8"?>
 <ds:datastoreItem xmlns:ds="http://schemas.openxmlformats.org/officeDocument/2006/customXml" ds:itemID="{55AF091B-3C7A-41E3-B477-F2FDAA23CFDA}">
   <ds:schemaRefs>
@@ -8835,6 +8837,33 @@
 </file>
 
 <file path=customXml/itemProps2.xml><?xml version="1.0" encoding="utf-8"?>
+<ds:datastoreItem xmlns:ds="http://schemas.openxmlformats.org/officeDocument/2006/customXml" ds:itemID="{C61A4370-CC15-4901-9AD4-5BBF66B57B6E}">
+  <ds:schemaRefs>
+    <ds:schemaRef ds:uri="http://schemas.microsoft.com/office/2006/metadata/properties"/>
+    <ds:schemaRef ds:uri="http://schemas.microsoft.com/office/infopath/2007/PartnerControls"/>
+    <ds:schemaRef ds:uri="90e8f7db-4958-4f0d-aaf9-e48e7f96dda5"/>
+    <ds:schemaRef ds:uri="9e462ef5-718f-4fa3-be58-4c6c73cba292"/>
+  </ds:schemaRefs>
+</ds:datastoreItem>
+</file>
+
+<file path=customXml/itemProps3.xml><?xml version="1.0" encoding="utf-8"?>
+<ds:datastoreItem xmlns:ds="http://schemas.openxmlformats.org/officeDocument/2006/customXml" ds:itemID="{4BF9028F-A705-4351-9839-C52AB2101FE6}">
+  <ds:schemaRefs>
+    <ds:schemaRef ds:uri="http://schemas.openxmlformats.org/officeDocument/2006/bibliography"/>
+  </ds:schemaRefs>
+</ds:datastoreItem>
+</file>
+
+<file path=customXml/itemProps4.xml><?xml version="1.0" encoding="utf-8"?>
+<ds:datastoreItem xmlns:ds="http://schemas.openxmlformats.org/officeDocument/2006/customXml" ds:itemID="{D7EB2F42-FDA0-4426-803A-7450CB2CECC9}">
+  <ds:schemaRefs>
+    <ds:schemaRef ds:uri="http://schemas.microsoft.com/sharepoint/v3/contenttype/forms"/>
+  </ds:schemaRefs>
+</ds:datastoreItem>
+</file>
+
+<file path=customXml/itemProps5.xml><?xml version="1.0" encoding="utf-8"?>
 <ds:datastoreItem xmlns:ds="http://schemas.openxmlformats.org/officeDocument/2006/customXml" ds:itemID="{78F42E8A-D12C-43A6-9694-D9E81E2594E7}">
   <ds:schemaRefs>
     <ds:schemaRef ds:uri="http://schemas.microsoft.com/office/2006/metadata/contentType"/>
@@ -8851,31 +8880,4 @@
     <ds:schemaRef ds:uri="http://schemas.microsoft.com/internal/obd"/>
   </ds:schemaRefs>
 </ds:datastoreItem>
-</file>
-
-<file path=customXml/itemProps3.xml><?xml version="1.0" encoding="utf-8"?>
-<ds:datastoreItem xmlns:ds="http://schemas.openxmlformats.org/officeDocument/2006/customXml" ds:itemID="{D7EB2F42-FDA0-4426-803A-7450CB2CECC9}">
-  <ds:schemaRefs>
-    <ds:schemaRef ds:uri="http://schemas.microsoft.com/sharepoint/v3/contenttype/forms"/>
-  </ds:schemaRefs>
-</ds:datastoreItem>
-</file>
-
-<file path=customXml/itemProps4.xml><?xml version="1.0" encoding="utf-8"?>
-<ds:datastoreItem xmlns:ds="http://schemas.openxmlformats.org/officeDocument/2006/customXml" ds:itemID="{4BF9028F-A705-4351-9839-C52AB2101FE6}">
-  <ds:schemaRefs>
-    <ds:schemaRef ds:uri="http://schemas.openxmlformats.org/officeDocument/2006/bibliography"/>
-  </ds:schemaRefs>
-</ds:datastoreItem>
-</file>
-
-<file path=customXml/itemProps5.xml><?xml version="1.0" encoding="utf-8"?>
-<ds:datastoreItem xmlns:ds="http://schemas.openxmlformats.org/officeDocument/2006/customXml" ds:itemID="{C61A4370-CC15-4901-9AD4-5BBF66B57B6E}">
-  <ds:schemaRefs>
-    <ds:schemaRef ds:uri="http://schemas.microsoft.com/office/2006/metadata/properties"/>
-    <ds:schemaRef ds:uri="http://schemas.microsoft.com/office/infopath/2007/PartnerControls"/>
-    <ds:schemaRef ds:uri="90e8f7db-4958-4f0d-aaf9-e48e7f96dda5"/>
-    <ds:schemaRef ds:uri="9e462ef5-718f-4fa3-be58-4c6c73cba292"/>
-  </ds:schemaRefs>
-</ds:datastoreItem>
 </file>